--- a/机械臂果实采集系统技术手册.docx
+++ b/机械臂果实采集系统技术手册.docx
@@ -119,7 +119,7 @@
           <w:color w:val="000000"/>
           <w:sz w:val="22"/>
         </w:rPr>
-        <w:t>机械臂是机械臂的唯一控制者（/cmd_angles 唯一发布者），底盘只控制底盘；</w:t>
+        <w:t>机械臂关节仅由 arm_catch_node 一个节点控制（/cmd_angles 的唯一发布者）；底盘仅由底盘相关节点控制，二者互不干涉；</w:t>
       </w:r>
     </w:p>
     <w:p>
@@ -304,7 +304,7 @@
                 <w:color w:val="000000"/>
                 <w:sz w:val="20"/>
               </w:rPr>
-              <w:t>GenkiArm 5-DOF（5 舵机 + 夹爪）</w:t>
+              <w:t>jibot 5-DOF（5 舵机 + 夹爪）</w:t>
             </w:r>
           </w:p>
         </w:tc>
@@ -1952,7 +1952,7 @@
           <w:color w:val="000000"/>
           <w:sz w:val="22"/>
         </w:rPr>
-        <w:t>机械臂为 GenkiArm 5-DOF，由 5 个舵机（关节 0~4）+ 夹爪舵机（关节 5）共 6 路舵机组成。通过 CH340 串口连接（115200，8N1，by-path usb-0:1.1）。</w:t>
+        <w:t>机械臂为 jibot 5-DOF，由 5 个舵机（关节 0~4）+ 夹爪舵机（关节 5）共 6 路舵机组成。通过 CH340 串口连接（115200，8N1，by-path usb-0:1.1）。</w:t>
       </w:r>
     </w:p>
     <w:p>
@@ -2086,7 +2086,7 @@
           <w:color w:val="000000"/>
           <w:sz w:val="22"/>
         </w:rPr>
-        <w:t>算法：RRT-Connect（迭代 1000 次）+ Jacobian 数值精修（200 步），求解成功立即返回；</w:t>
+        <w:t>算法：解析法（纯几何法，solve_ik_analytic）——固定腕部滚转 q5，用 atan2(y,x) 几何解出 q1（臂平面转向目标），再对 q1~q4 做 Jacobian 阻尼最小二乘迭代收敛（≤200 步）；</w:t>
       </w:r>
     </w:p>
     <w:p>
@@ -2100,21 +2100,7 @@
           <w:color w:val="000000"/>
           <w:sz w:val="22"/>
         </w:rPr>
-        <w:t>加速：正运动学带 FK 缓存（Tree 保存各节点 3D 位置），避免重复前向计算；</w:t>
-      </w:r>
-    </w:p>
-    <w:p>
-      <w:pPr>
-        <w:pStyle w:val="ListBullet"/>
-      </w:pPr>
-      <w:r>
-        <w:rPr>
-          <w:rFonts w:ascii="宋体" w:hAnsi="宋体" w:eastAsia="宋体"/>
-          <w:b w:val="0"/>
-          <w:color w:val="000000"/>
-          <w:sz w:val="22"/>
-        </w:rPr>
-        <w:t>并发：ThreadPoolExecutor + 闭包函数，避免进程序列化开销。</w:t>
+        <w:t>特点：相比 RRT-Connect 快千倍以上，直接返回 [q_start, q_solution] 路径。</w:t>
       </w:r>
     </w:p>
     <w:p>
@@ -3437,7 +3423,7 @@
                 <w:color w:val="000000"/>
                 <w:sz w:val="20"/>
               </w:rPr>
-              <w:t>IK 迭代</w:t>
+              <w:t>IK 算法</w:t>
             </w:r>
           </w:p>
         </w:tc>
@@ -3453,7 +3439,7 @@
                 <w:color w:val="000000"/>
                 <w:sz w:val="20"/>
               </w:rPr>
-              <w:t>1000 + 200</w:t>
+              <w:t>解析法（几何法）</w:t>
             </w:r>
           </w:p>
         </w:tc>
@@ -3469,7 +3455,7 @@
                 <w:color w:val="000000"/>
                 <w:sz w:val="20"/>
               </w:rPr>
-              <w:t>RRT-Connect + Jacobian 精修</w:t>
+              <w:t>固定 q5 + atan2 解 q1 + Jacobian 迭代 q1~q4</w:t>
             </w:r>
           </w:p>
         </w:tc>
@@ -5783,7 +5769,7 @@
                 <w:color w:val="000000"/>
                 <w:sz w:val="20"/>
               </w:rPr>
-              <w:t>目标角度（唯一控制者）</w:t>
+              <w:t>目标角度（唯一发布者）</w:t>
             </w:r>
           </w:p>
         </w:tc>

--- a/机械臂果实采集系统技术手册.docx
+++ b/机械臂果实采集系统技术手册.docx
@@ -2104,6 +2104,490 @@
       </w:r>
     </w:p>
     <w:p>
+      <w:r>
+        <w:rPr>
+          <w:rFonts w:ascii="宋体" w:hAnsi="宋体" w:eastAsia="宋体"/>
+          <w:b w:val="0"/>
+          <w:color w:val="000000"/>
+          <w:sz w:val="22"/>
+        </w:rPr>
+        <w:t>正运动学变换矩阵（齐次变换 T = T_mat(R, p) 逐级连乘，p 为平移、R 为旋转）：</w:t>
+      </w:r>
+    </w:p>
+    <w:tbl>
+      <w:tblPr>
+        <w:tblStyle w:val="TableGrid"/>
+        <w:tblW w:type="auto" w:w="0"/>
+        <w:tblLook w:firstColumn="1" w:firstRow="1" w:lastColumn="0" w:lastRow="0" w:noHBand="0" w:noVBand="1" w:val="04A0"/>
+      </w:tblPr>
+      <w:tblGrid>
+        <w:gridCol w:w="2880"/>
+        <w:gridCol w:w="2880"/>
+        <w:gridCol w:w="2880"/>
+      </w:tblGrid>
+      <w:tr>
+        <w:tc>
+          <w:tcPr>
+            <w:tcW w:type="dxa" w:w="2880"/>
+          </w:tcPr>
+          <w:p>
+            <w:r>
+              <w:rPr>
+                <w:rFonts w:ascii="黑体" w:hAnsi="黑体" w:eastAsia="黑体"/>
+                <w:b/>
+                <w:color w:val="000000"/>
+                <w:sz w:val="21"/>
+              </w:rPr>
+              <w:t>连杆</w:t>
+            </w:r>
+          </w:p>
+        </w:tc>
+        <w:tc>
+          <w:tcPr>
+            <w:tcW w:type="dxa" w:w="2880"/>
+          </w:tcPr>
+          <w:p>
+            <w:r>
+              <w:rPr>
+                <w:rFonts w:ascii="黑体" w:hAnsi="黑体" w:eastAsia="黑体"/>
+                <w:b/>
+                <w:color w:val="000000"/>
+                <w:sz w:val="21"/>
+              </w:rPr>
+              <w:t>平移 p (x, y, z) m</w:t>
+            </w:r>
+          </w:p>
+        </w:tc>
+        <w:tc>
+          <w:tcPr>
+            <w:tcW w:type="dxa" w:w="2880"/>
+          </w:tcPr>
+          <w:p>
+            <w:r>
+              <w:rPr>
+                <w:rFonts w:ascii="黑体" w:hAnsi="黑体" w:eastAsia="黑体"/>
+                <w:b/>
+                <w:color w:val="000000"/>
+                <w:sz w:val="21"/>
+              </w:rPr>
+              <w:t>旋转 R</w:t>
+            </w:r>
+          </w:p>
+        </w:tc>
+      </w:tr>
+      <w:tr>
+        <w:tc>
+          <w:tcPr>
+            <w:tcW w:type="dxa" w:w="2880"/>
+          </w:tcPr>
+          <w:p>
+            <w:r>
+              <w:rPr>
+                <w:rFonts w:ascii="宋体" w:hAnsi="宋体" w:eastAsia="宋体"/>
+                <w:b w:val="0"/>
+                <w:color w:val="000000"/>
+                <w:sz w:val="20"/>
+              </w:rPr>
+              <w:t>joint1</w:t>
+            </w:r>
+          </w:p>
+        </w:tc>
+        <w:tc>
+          <w:tcPr>
+            <w:tcW w:type="dxa" w:w="2880"/>
+          </w:tcPr>
+          <w:p>
+            <w:r>
+              <w:rPr>
+                <w:rFonts w:ascii="宋体" w:hAnsi="宋体" w:eastAsia="宋体"/>
+                <w:b w:val="0"/>
+                <w:color w:val="000000"/>
+                <w:sz w:val="20"/>
+              </w:rPr>
+              <w:t>(0, -0.01, 0.056)</w:t>
+            </w:r>
+          </w:p>
+        </w:tc>
+        <w:tc>
+          <w:tcPr>
+            <w:tcW w:type="dxa" w:w="2880"/>
+          </w:tcPr>
+          <w:p>
+            <w:r>
+              <w:rPr>
+                <w:rFonts w:ascii="宋体" w:hAnsi="宋体" w:eastAsia="宋体"/>
+                <w:b w:val="0"/>
+                <w:color w:val="000000"/>
+                <w:sz w:val="20"/>
+              </w:rPr>
+              <w:t>Rz(π)·Rz(q1)</w:t>
+            </w:r>
+          </w:p>
+        </w:tc>
+      </w:tr>
+      <w:tr>
+        <w:tc>
+          <w:tcPr>
+            <w:tcW w:type="dxa" w:w="2880"/>
+          </w:tcPr>
+          <w:p>
+            <w:r>
+              <w:rPr>
+                <w:rFonts w:ascii="宋体" w:hAnsi="宋体" w:eastAsia="宋体"/>
+                <w:b w:val="0"/>
+                <w:color w:val="000000"/>
+                <w:sz w:val="20"/>
+              </w:rPr>
+              <w:t>joint2</w:t>
+            </w:r>
+          </w:p>
+        </w:tc>
+        <w:tc>
+          <w:tcPr>
+            <w:tcW w:type="dxa" w:w="2880"/>
+          </w:tcPr>
+          <w:p>
+            <w:r>
+              <w:rPr>
+                <w:rFonts w:ascii="宋体" w:hAnsi="宋体" w:eastAsia="宋体"/>
+                <w:b w:val="0"/>
+                <w:color w:val="000000"/>
+                <w:sz w:val="20"/>
+              </w:rPr>
+              <w:t>(0.02525, 0, 0.0365)</w:t>
+            </w:r>
+          </w:p>
+        </w:tc>
+        <w:tc>
+          <w:tcPr>
+            <w:tcW w:type="dxa" w:w="2880"/>
+          </w:tcPr>
+          <w:p>
+            <w:r>
+              <w:rPr>
+                <w:rFonts w:ascii="宋体" w:hAnsi="宋体" w:eastAsia="宋体"/>
+                <w:b w:val="0"/>
+                <w:color w:val="000000"/>
+                <w:sz w:val="20"/>
+              </w:rPr>
+              <w:t>Ry(-π/2)·Rz(q2)</w:t>
+            </w:r>
+          </w:p>
+        </w:tc>
+      </w:tr>
+      <w:tr>
+        <w:tc>
+          <w:tcPr>
+            <w:tcW w:type="dxa" w:w="2880"/>
+          </w:tcPr>
+          <w:p>
+            <w:r>
+              <w:rPr>
+                <w:rFonts w:ascii="宋体" w:hAnsi="宋体" w:eastAsia="宋体"/>
+                <w:b w:val="0"/>
+                <w:color w:val="000000"/>
+                <w:sz w:val="20"/>
+              </w:rPr>
+              <w:t>joint3</w:t>
+            </w:r>
+          </w:p>
+        </w:tc>
+        <w:tc>
+          <w:tcPr>
+            <w:tcW w:type="dxa" w:w="2880"/>
+          </w:tcPr>
+          <w:p>
+            <w:r>
+              <w:rPr>
+                <w:rFonts w:ascii="宋体" w:hAnsi="宋体" w:eastAsia="宋体"/>
+                <w:b w:val="0"/>
+                <w:color w:val="000000"/>
+                <w:sz w:val="20"/>
+              </w:rPr>
+              <w:t>(0.104, 0, 0)</w:t>
+            </w:r>
+          </w:p>
+        </w:tc>
+        <w:tc>
+          <w:tcPr>
+            <w:tcW w:type="dxa" w:w="2880"/>
+          </w:tcPr>
+          <w:p>
+            <w:r>
+              <w:rPr>
+                <w:rFonts w:ascii="宋体" w:hAnsi="宋体" w:eastAsia="宋体"/>
+                <w:b w:val="0"/>
+                <w:color w:val="000000"/>
+                <w:sz w:val="20"/>
+              </w:rPr>
+              <w:t>Rz(-q3)</w:t>
+            </w:r>
+          </w:p>
+        </w:tc>
+      </w:tr>
+      <w:tr>
+        <w:tc>
+          <w:tcPr>
+            <w:tcW w:type="dxa" w:w="2880"/>
+          </w:tcPr>
+          <w:p>
+            <w:r>
+              <w:rPr>
+                <w:rFonts w:ascii="宋体" w:hAnsi="宋体" w:eastAsia="宋体"/>
+                <w:b w:val="0"/>
+                <w:color w:val="000000"/>
+                <w:sz w:val="20"/>
+              </w:rPr>
+              <w:t>joint4</w:t>
+            </w:r>
+          </w:p>
+        </w:tc>
+        <w:tc>
+          <w:tcPr>
+            <w:tcW w:type="dxa" w:w="2880"/>
+          </w:tcPr>
+          <w:p>
+            <w:r>
+              <w:rPr>
+                <w:rFonts w:ascii="宋体" w:hAnsi="宋体" w:eastAsia="宋体"/>
+                <w:b w:val="0"/>
+                <w:color w:val="000000"/>
+                <w:sz w:val="20"/>
+              </w:rPr>
+              <w:t>(0.074, 0, 0)</w:t>
+            </w:r>
+          </w:p>
+        </w:tc>
+        <w:tc>
+          <w:tcPr>
+            <w:tcW w:type="dxa" w:w="2880"/>
+          </w:tcPr>
+          <w:p>
+            <w:r>
+              <w:rPr>
+                <w:rFonts w:ascii="宋体" w:hAnsi="宋体" w:eastAsia="宋体"/>
+                <w:b w:val="0"/>
+                <w:color w:val="000000"/>
+                <w:sz w:val="20"/>
+              </w:rPr>
+              <w:t>Rz(q4)</w:t>
+            </w:r>
+          </w:p>
+        </w:tc>
+      </w:tr>
+      <w:tr>
+        <w:tc>
+          <w:tcPr>
+            <w:tcW w:type="dxa" w:w="2880"/>
+          </w:tcPr>
+          <w:p>
+            <w:r>
+              <w:rPr>
+                <w:rFonts w:ascii="宋体" w:hAnsi="宋体" w:eastAsia="宋体"/>
+                <w:b w:val="0"/>
+                <w:color w:val="000000"/>
+                <w:sz w:val="20"/>
+              </w:rPr>
+              <w:t>joint5</w:t>
+            </w:r>
+          </w:p>
+        </w:tc>
+        <w:tc>
+          <w:tcPr>
+            <w:tcW w:type="dxa" w:w="2880"/>
+          </w:tcPr>
+          <w:p>
+            <w:r>
+              <w:rPr>
+                <w:rFonts w:ascii="宋体" w:hAnsi="宋体" w:eastAsia="宋体"/>
+                <w:b w:val="0"/>
+                <w:color w:val="000000"/>
+                <w:sz w:val="20"/>
+              </w:rPr>
+              <w:t>(0.0685, -0.001, 0.026)</w:t>
+            </w:r>
+          </w:p>
+        </w:tc>
+        <w:tc>
+          <w:tcPr>
+            <w:tcW w:type="dxa" w:w="2880"/>
+          </w:tcPr>
+          <w:p>
+            <w:r>
+              <w:rPr>
+                <w:rFonts w:ascii="宋体" w:hAnsi="宋体" w:eastAsia="宋体"/>
+                <w:b w:val="0"/>
+                <w:color w:val="000000"/>
+                <w:sz w:val="20"/>
+              </w:rPr>
+              <w:t>Rz(π/2)·Rx(π/2)·Rz(q5)</w:t>
+            </w:r>
+          </w:p>
+        </w:tc>
+      </w:tr>
+      <w:tr>
+        <w:tc>
+          <w:tcPr>
+            <w:tcW w:type="dxa" w:w="2880"/>
+          </w:tcPr>
+          <w:p>
+            <w:r>
+              <w:rPr>
+                <w:rFonts w:ascii="宋体" w:hAnsi="宋体" w:eastAsia="宋体"/>
+                <w:b w:val="0"/>
+                <w:color w:val="000000"/>
+                <w:sz w:val="20"/>
+              </w:rPr>
+              <w:t>endjoint</w:t>
+            </w:r>
+          </w:p>
+        </w:tc>
+        <w:tc>
+          <w:tcPr>
+            <w:tcW w:type="dxa" w:w="2880"/>
+          </w:tcPr>
+          <w:p>
+            <w:r>
+              <w:rPr>
+                <w:rFonts w:ascii="宋体" w:hAnsi="宋体" w:eastAsia="宋体"/>
+                <w:b w:val="0"/>
+                <w:color w:val="000000"/>
+                <w:sz w:val="20"/>
+              </w:rPr>
+              <w:t>—</w:t>
+            </w:r>
+          </w:p>
+        </w:tc>
+        <w:tc>
+          <w:tcPr>
+            <w:tcW w:type="dxa" w:w="2880"/>
+          </w:tcPr>
+          <w:p>
+            <w:r>
+              <w:rPr>
+                <w:rFonts w:ascii="宋体" w:hAnsi="宋体" w:eastAsia="宋体"/>
+                <w:b w:val="0"/>
+                <w:color w:val="000000"/>
+                <w:sz w:val="20"/>
+              </w:rPr>
+              <w:t>Rz(π)·Ry(-π/2)</w:t>
+            </w:r>
+          </w:p>
+        </w:tc>
+      </w:tr>
+      <w:tr>
+        <w:tc>
+          <w:tcPr>
+            <w:tcW w:type="dxa" w:w="2880"/>
+          </w:tcPr>
+          <w:p>
+            <w:r>
+              <w:rPr>
+                <w:rFonts w:ascii="宋体" w:hAnsi="宋体" w:eastAsia="宋体"/>
+                <w:b w:val="0"/>
+                <w:color w:val="000000"/>
+                <w:sz w:val="20"/>
+              </w:rPr>
+              <w:t>endlink1</w:t>
+            </w:r>
+          </w:p>
+        </w:tc>
+        <w:tc>
+          <w:tcPr>
+            <w:tcW w:type="dxa" w:w="2880"/>
+          </w:tcPr>
+          <w:p>
+            <w:r>
+              <w:rPr>
+                <w:rFonts w:ascii="宋体" w:hAnsi="宋体" w:eastAsia="宋体"/>
+                <w:b w:val="0"/>
+                <w:color w:val="000000"/>
+                <w:sz w:val="20"/>
+              </w:rPr>
+              <w:t>(-0.0035, -0.013901, 0.025156)</w:t>
+            </w:r>
+          </w:p>
+        </w:tc>
+        <w:tc>
+          <w:tcPr>
+            <w:tcW w:type="dxa" w:w="2880"/>
+          </w:tcPr>
+          <w:p>
+            <w:r>
+              <w:rPr>
+                <w:rFonts w:ascii="宋体" w:hAnsi="宋体" w:eastAsia="宋体"/>
+                <w:b w:val="0"/>
+                <w:color w:val="000000"/>
+                <w:sz w:val="20"/>
+              </w:rPr>
+              <w:t>—</w:t>
+            </w:r>
+          </w:p>
+        </w:tc>
+      </w:tr>
+      <w:tr>
+        <w:tc>
+          <w:tcPr>
+            <w:tcW w:type="dxa" w:w="2880"/>
+          </w:tcPr>
+          <w:p>
+            <w:r>
+              <w:rPr>
+                <w:rFonts w:ascii="宋体" w:hAnsi="宋体" w:eastAsia="宋体"/>
+                <w:b w:val="0"/>
+                <w:color w:val="000000"/>
+                <w:sz w:val="20"/>
+              </w:rPr>
+              <w:t>endlink2</w:t>
+            </w:r>
+          </w:p>
+        </w:tc>
+        <w:tc>
+          <w:tcPr>
+            <w:tcW w:type="dxa" w:w="2880"/>
+          </w:tcPr>
+          <w:p>
+            <w:r>
+              <w:rPr>
+                <w:rFonts w:ascii="宋体" w:hAnsi="宋体" w:eastAsia="宋体"/>
+                <w:b w:val="0"/>
+                <w:color w:val="000000"/>
+                <w:sz w:val="20"/>
+              </w:rPr>
+              <w:t>(-0.004, 0.01375, 0.025)</w:t>
+            </w:r>
+          </w:p>
+        </w:tc>
+        <w:tc>
+          <w:tcPr>
+            <w:tcW w:type="dxa" w:w="2880"/>
+          </w:tcPr>
+          <w:p>
+            <w:r>
+              <w:rPr>
+                <w:rFonts w:ascii="宋体" w:hAnsi="宋体" w:eastAsia="宋体"/>
+                <w:b w:val="0"/>
+                <w:color w:val="000000"/>
+                <w:sz w:val="20"/>
+              </w:rPr>
+              <w:t>—</w:t>
+            </w:r>
+          </w:p>
+        </w:tc>
+      </w:tr>
+    </w:tbl>
+    <w:p>
+      <w:r>
+        <w:rPr>
+          <w:rFonts w:ascii="宋体" w:hAnsi="宋体" w:eastAsia="宋体"/>
+          <w:b w:val="0"/>
+          <w:color w:val="000000"/>
+          <w:sz w:val="22"/>
+        </w:rPr>
+        <w:t>末端位置 = (endlink1 + endlink2)/2 + 0.07·末端X轴 − 0.01·末端Z轴。</w:t>
+      </w:r>
+    </w:p>
+    <w:p>
       <w:pPr>
         <w:pStyle w:val="Heading2"/>
       </w:pPr>
@@ -3548,6 +4032,503 @@
           <w:sz w:val="22"/>
         </w:rPr>
         <w:t>底盘为差速轮结构，由 BDC 双路有刷电机控制板驱动，通过 CH340 串口连接（115200，8N1，文本命令，by-path usb-0:1.3）。支持开环 PWM 与闭环速度两种控制模式，当前默认使用开环 PWM。</w:t>
+      </w:r>
+    </w:p>
+    <w:p>
+      <w:r>
+        <w:rPr>
+          <w:rFonts w:ascii="宋体" w:hAnsi="宋体" w:eastAsia="宋体"/>
+          <w:b w:val="0"/>
+          <w:color w:val="000000"/>
+          <w:sz w:val="22"/>
+        </w:rPr>
+        <w:t>底盘 BDC 控制板文本指令集（115200 8N1，\n 结尾）：</w:t>
+      </w:r>
+    </w:p>
+    <w:tbl>
+      <w:tblPr>
+        <w:tblStyle w:val="TableGrid"/>
+        <w:tblW w:type="auto" w:w="0"/>
+        <w:tblLook w:firstColumn="1" w:firstRow="1" w:lastColumn="0" w:lastRow="0" w:noHBand="0" w:noVBand="1" w:val="04A0"/>
+      </w:tblPr>
+      <w:tblGrid>
+        <w:gridCol w:w="2160"/>
+        <w:gridCol w:w="2160"/>
+        <w:gridCol w:w="2160"/>
+        <w:gridCol w:w="2160"/>
+      </w:tblGrid>
+      <w:tr>
+        <w:tc>
+          <w:tcPr>
+            <w:tcW w:type="dxa" w:w="2160"/>
+          </w:tcPr>
+          <w:p>
+            <w:r>
+              <w:rPr>
+                <w:rFonts w:ascii="黑体" w:hAnsi="黑体" w:eastAsia="黑体"/>
+                <w:b/>
+                <w:color w:val="000000"/>
+                <w:sz w:val="21"/>
+              </w:rPr>
+              <w:t>指令</w:t>
+            </w:r>
+          </w:p>
+        </w:tc>
+        <w:tc>
+          <w:tcPr>
+            <w:tcW w:type="dxa" w:w="2160"/>
+          </w:tcPr>
+          <w:p>
+            <w:r>
+              <w:rPr>
+                <w:rFonts w:ascii="黑体" w:hAnsi="黑体" w:eastAsia="黑体"/>
+                <w:b/>
+                <w:color w:val="000000"/>
+                <w:sz w:val="21"/>
+              </w:rPr>
+              <w:t>格式</w:t>
+            </w:r>
+          </w:p>
+        </w:tc>
+        <w:tc>
+          <w:tcPr>
+            <w:tcW w:type="dxa" w:w="2160"/>
+          </w:tcPr>
+          <w:p>
+            <w:r>
+              <w:rPr>
+                <w:rFonts w:ascii="黑体" w:hAnsi="黑体" w:eastAsia="黑体"/>
+                <w:b/>
+                <w:color w:val="000000"/>
+                <w:sz w:val="21"/>
+              </w:rPr>
+              <w:t>响应</w:t>
+            </w:r>
+          </w:p>
+        </w:tc>
+        <w:tc>
+          <w:tcPr>
+            <w:tcW w:type="dxa" w:w="2160"/>
+          </w:tcPr>
+          <w:p>
+            <w:r>
+              <w:rPr>
+                <w:rFonts w:ascii="黑体" w:hAnsi="黑体" w:eastAsia="黑体"/>
+                <w:b/>
+                <w:color w:val="000000"/>
+                <w:sz w:val="21"/>
+              </w:rPr>
+              <w:t>说明</w:t>
+            </w:r>
+          </w:p>
+        </w:tc>
+      </w:tr>
+      <w:tr>
+        <w:tc>
+          <w:tcPr>
+            <w:tcW w:type="dxa" w:w="2160"/>
+          </w:tcPr>
+          <w:p>
+            <w:r>
+              <w:rPr>
+                <w:rFonts w:ascii="宋体" w:hAnsi="宋体" w:eastAsia="宋体"/>
+                <w:b w:val="0"/>
+                <w:color w:val="000000"/>
+                <w:sz w:val="20"/>
+              </w:rPr>
+              <w:t>PING</w:t>
+            </w:r>
+          </w:p>
+        </w:tc>
+        <w:tc>
+          <w:tcPr>
+            <w:tcW w:type="dxa" w:w="2160"/>
+          </w:tcPr>
+          <w:p>
+            <w:r>
+              <w:rPr>
+                <w:rFonts w:ascii="宋体" w:hAnsi="宋体" w:eastAsia="宋体"/>
+                <w:b w:val="0"/>
+                <w:color w:val="000000"/>
+                <w:sz w:val="20"/>
+              </w:rPr>
+              <w:t>PING</w:t>
+            </w:r>
+          </w:p>
+        </w:tc>
+        <w:tc>
+          <w:tcPr>
+            <w:tcW w:type="dxa" w:w="2160"/>
+          </w:tcPr>
+          <w:p>
+            <w:r>
+              <w:rPr>
+                <w:rFonts w:ascii="宋体" w:hAnsi="宋体" w:eastAsia="宋体"/>
+                <w:b w:val="0"/>
+                <w:color w:val="000000"/>
+                <w:sz w:val="20"/>
+              </w:rPr>
+              <w:t>OK PONG</w:t>
+            </w:r>
+          </w:p>
+        </w:tc>
+        <w:tc>
+          <w:tcPr>
+            <w:tcW w:type="dxa" w:w="2160"/>
+          </w:tcPr>
+          <w:p>
+            <w:r>
+              <w:rPr>
+                <w:rFonts w:ascii="宋体" w:hAnsi="宋体" w:eastAsia="宋体"/>
+                <w:b w:val="0"/>
+                <w:color w:val="000000"/>
+                <w:sz w:val="20"/>
+              </w:rPr>
+              <w:t>连接/心跳检测</w:t>
+            </w:r>
+          </w:p>
+        </w:tc>
+      </w:tr>
+      <w:tr>
+        <w:tc>
+          <w:tcPr>
+            <w:tcW w:type="dxa" w:w="2160"/>
+          </w:tcPr>
+          <w:p>
+            <w:r>
+              <w:rPr>
+                <w:rFonts w:ascii="宋体" w:hAnsi="宋体" w:eastAsia="宋体"/>
+                <w:b w:val="0"/>
+                <w:color w:val="000000"/>
+                <w:sz w:val="20"/>
+              </w:rPr>
+              <w:t>MODE</w:t>
+            </w:r>
+          </w:p>
+        </w:tc>
+        <w:tc>
+          <w:tcPr>
+            <w:tcW w:type="dxa" w:w="2160"/>
+          </w:tcPr>
+          <w:p>
+            <w:r>
+              <w:rPr>
+                <w:rFonts w:ascii="宋体" w:hAnsi="宋体" w:eastAsia="宋体"/>
+                <w:b w:val="0"/>
+                <w:color w:val="000000"/>
+                <w:sz w:val="20"/>
+              </w:rPr>
+              <w:t>MODE</w:t>
+            </w:r>
+          </w:p>
+        </w:tc>
+        <w:tc>
+          <w:tcPr>
+            <w:tcW w:type="dxa" w:w="2160"/>
+          </w:tcPr>
+          <w:p>
+            <w:r>
+              <w:rPr>
+                <w:rFonts w:ascii="宋体" w:hAnsi="宋体" w:eastAsia="宋体"/>
+                <w:b w:val="0"/>
+                <w:color w:val="000000"/>
+                <w:sz w:val="20"/>
+              </w:rPr>
+              <w:t>模式信息</w:t>
+            </w:r>
+          </w:p>
+        </w:tc>
+        <w:tc>
+          <w:tcPr>
+            <w:tcW w:type="dxa" w:w="2160"/>
+          </w:tcPr>
+          <w:p>
+            <w:r>
+              <w:rPr>
+                <w:rFonts w:ascii="宋体" w:hAnsi="宋体" w:eastAsia="宋体"/>
+                <w:b w:val="0"/>
+                <w:color w:val="000000"/>
+                <w:sz w:val="20"/>
+              </w:rPr>
+              <w:t>查询控制模式</w:t>
+            </w:r>
+          </w:p>
+        </w:tc>
+      </w:tr>
+      <w:tr>
+        <w:tc>
+          <w:tcPr>
+            <w:tcW w:type="dxa" w:w="2160"/>
+          </w:tcPr>
+          <w:p>
+            <w:r>
+              <w:rPr>
+                <w:rFonts w:ascii="宋体" w:hAnsi="宋体" w:eastAsia="宋体"/>
+                <w:b w:val="0"/>
+                <w:color w:val="000000"/>
+                <w:sz w:val="20"/>
+              </w:rPr>
+              <w:t>TEMP</w:t>
+            </w:r>
+          </w:p>
+        </w:tc>
+        <w:tc>
+          <w:tcPr>
+            <w:tcW w:type="dxa" w:w="2160"/>
+          </w:tcPr>
+          <w:p>
+            <w:r>
+              <w:rPr>
+                <w:rFonts w:ascii="宋体" w:hAnsi="宋体" w:eastAsia="宋体"/>
+                <w:b w:val="0"/>
+                <w:color w:val="000000"/>
+                <w:sz w:val="20"/>
+              </w:rPr>
+              <w:t>TEMP</w:t>
+            </w:r>
+          </w:p>
+        </w:tc>
+        <w:tc>
+          <w:tcPr>
+            <w:tcW w:type="dxa" w:w="2160"/>
+          </w:tcPr>
+          <w:p>
+            <w:r>
+              <w:rPr>
+                <w:rFonts w:ascii="宋体" w:hAnsi="宋体" w:eastAsia="宋体"/>
+                <w:b w:val="0"/>
+                <w:color w:val="000000"/>
+                <w:sz w:val="20"/>
+              </w:rPr>
+              <w:t>OK &lt;温度&gt;</w:t>
+            </w:r>
+          </w:p>
+        </w:tc>
+        <w:tc>
+          <w:tcPr>
+            <w:tcW w:type="dxa" w:w="2160"/>
+          </w:tcPr>
+          <w:p>
+            <w:r>
+              <w:rPr>
+                <w:rFonts w:ascii="宋体" w:hAnsi="宋体" w:eastAsia="宋体"/>
+                <w:b w:val="0"/>
+                <w:color w:val="000000"/>
+                <w:sz w:val="20"/>
+              </w:rPr>
+              <w:t>查询温度</w:t>
+            </w:r>
+          </w:p>
+        </w:tc>
+      </w:tr>
+      <w:tr>
+        <w:tc>
+          <w:tcPr>
+            <w:tcW w:type="dxa" w:w="2160"/>
+          </w:tcPr>
+          <w:p>
+            <w:r>
+              <w:rPr>
+                <w:rFonts w:ascii="宋体" w:hAnsi="宋体" w:eastAsia="宋体"/>
+                <w:b w:val="0"/>
+                <w:color w:val="000000"/>
+                <w:sz w:val="20"/>
+              </w:rPr>
+              <w:t>STREAM</w:t>
+            </w:r>
+          </w:p>
+        </w:tc>
+        <w:tc>
+          <w:tcPr>
+            <w:tcW w:type="dxa" w:w="2160"/>
+          </w:tcPr>
+          <w:p>
+            <w:r>
+              <w:rPr>
+                <w:rFonts w:ascii="宋体" w:hAnsi="宋体" w:eastAsia="宋体"/>
+                <w:b w:val="0"/>
+                <w:color w:val="000000"/>
+                <w:sz w:val="20"/>
+              </w:rPr>
+              <w:t>STREAM ON</w:t>
+            </w:r>
+          </w:p>
+        </w:tc>
+        <w:tc>
+          <w:tcPr>
+            <w:tcW w:type="dxa" w:w="2160"/>
+          </w:tcPr>
+          <w:p>
+            <w:r>
+              <w:rPr>
+                <w:rFonts w:ascii="宋体" w:hAnsi="宋体" w:eastAsia="宋体"/>
+                <w:b w:val="0"/>
+                <w:color w:val="000000"/>
+                <w:sz w:val="20"/>
+              </w:rPr>
+              <w:t>$M1,... CSV 流</w:t>
+            </w:r>
+          </w:p>
+        </w:tc>
+        <w:tc>
+          <w:tcPr>
+            <w:tcW w:type="dxa" w:w="2160"/>
+          </w:tcPr>
+          <w:p>
+            <w:r>
+              <w:rPr>
+                <w:rFonts w:ascii="宋体" w:hAnsi="宋体" w:eastAsia="宋体"/>
+                <w:b w:val="0"/>
+                <w:color w:val="000000"/>
+                <w:sz w:val="20"/>
+              </w:rPr>
+              <w:t>开启遥测数据流</w:t>
+            </w:r>
+          </w:p>
+        </w:tc>
+      </w:tr>
+      <w:tr>
+        <w:tc>
+          <w:tcPr>
+            <w:tcW w:type="dxa" w:w="2160"/>
+          </w:tcPr>
+          <w:p>
+            <w:r>
+              <w:rPr>
+                <w:rFonts w:ascii="宋体" w:hAnsi="宋体" w:eastAsia="宋体"/>
+                <w:b w:val="0"/>
+                <w:color w:val="000000"/>
+                <w:sz w:val="20"/>
+              </w:rPr>
+              <w:t>PWM</w:t>
+            </w:r>
+          </w:p>
+        </w:tc>
+        <w:tc>
+          <w:tcPr>
+            <w:tcW w:type="dxa" w:w="2160"/>
+          </w:tcPr>
+          <w:p>
+            <w:r>
+              <w:rPr>
+                <w:rFonts w:ascii="宋体" w:hAnsi="宋体" w:eastAsia="宋体"/>
+                <w:b w:val="0"/>
+                <w:color w:val="000000"/>
+                <w:sz w:val="20"/>
+              </w:rPr>
+              <w:t>PWM DUTY=&lt;d&gt;,MOTOR=&lt;1/2&gt;</w:t>
+            </w:r>
+          </w:p>
+        </w:tc>
+        <w:tc>
+          <w:tcPr>
+            <w:tcW w:type="dxa" w:w="2160"/>
+          </w:tcPr>
+          <w:p>
+            <w:r>
+              <w:rPr>
+                <w:rFonts w:ascii="宋体" w:hAnsi="宋体" w:eastAsia="宋体"/>
+                <w:b w:val="0"/>
+                <w:color w:val="000000"/>
+                <w:sz w:val="20"/>
+              </w:rPr>
+              <w:t>OK</w:t>
+            </w:r>
+          </w:p>
+        </w:tc>
+        <w:tc>
+          <w:tcPr>
+            <w:tcW w:type="dxa" w:w="2160"/>
+          </w:tcPr>
+          <w:p>
+            <w:r>
+              <w:rPr>
+                <w:rFonts w:ascii="宋体" w:hAnsi="宋体" w:eastAsia="宋体"/>
+                <w:b w:val="0"/>
+                <w:color w:val="000000"/>
+                <w:sz w:val="20"/>
+              </w:rPr>
+              <w:t>开环 PWM 占空比</w:t>
+            </w:r>
+          </w:p>
+        </w:tc>
+      </w:tr>
+      <w:tr>
+        <w:tc>
+          <w:tcPr>
+            <w:tcW w:type="dxa" w:w="2160"/>
+          </w:tcPr>
+          <w:p>
+            <w:r>
+              <w:rPr>
+                <w:rFonts w:ascii="宋体" w:hAnsi="宋体" w:eastAsia="宋体"/>
+                <w:b w:val="0"/>
+                <w:color w:val="000000"/>
+                <w:sz w:val="20"/>
+              </w:rPr>
+              <w:t>TARGET</w:t>
+            </w:r>
+          </w:p>
+        </w:tc>
+        <w:tc>
+          <w:tcPr>
+            <w:tcW w:type="dxa" w:w="2160"/>
+          </w:tcPr>
+          <w:p>
+            <w:r>
+              <w:rPr>
+                <w:rFonts w:ascii="宋体" w:hAnsi="宋体" w:eastAsia="宋体"/>
+                <w:b w:val="0"/>
+                <w:color w:val="000000"/>
+                <w:sz w:val="20"/>
+              </w:rPr>
+              <w:t>TARGET TARGET=&lt;v&gt;,MOTOR=&lt;1/2&gt;</w:t>
+            </w:r>
+          </w:p>
+        </w:tc>
+        <w:tc>
+          <w:tcPr>
+            <w:tcW w:type="dxa" w:w="2160"/>
+          </w:tcPr>
+          <w:p>
+            <w:r>
+              <w:rPr>
+                <w:rFonts w:ascii="宋体" w:hAnsi="宋体" w:eastAsia="宋体"/>
+                <w:b w:val="0"/>
+                <w:color w:val="000000"/>
+                <w:sz w:val="20"/>
+              </w:rPr>
+              <w:t>OK</w:t>
+            </w:r>
+          </w:p>
+        </w:tc>
+        <w:tc>
+          <w:tcPr>
+            <w:tcW w:type="dxa" w:w="2160"/>
+          </w:tcPr>
+          <w:p>
+            <w:r>
+              <w:rPr>
+                <w:rFonts w:ascii="宋体" w:hAnsi="宋体" w:eastAsia="宋体"/>
+                <w:b w:val="0"/>
+                <w:color w:val="000000"/>
+                <w:sz w:val="20"/>
+              </w:rPr>
+              <w:t>闭环目标速度</w:t>
+            </w:r>
+          </w:p>
+        </w:tc>
+      </w:tr>
+    </w:tbl>
+    <w:p>
+      <w:r>
+        <w:rPr>
+          <w:rFonts w:ascii="宋体" w:hAnsi="宋体" w:eastAsia="宋体"/>
+          <w:b w:val="0"/>
+          <w:color w:val="000000"/>
+          <w:sz w:val="22"/>
+        </w:rPr>
+        <w:t>CSV 遥测流格式 $M1,&lt;14字段&gt;,M2,&lt;14字段&gt;，字段含电流、电压、占空比、速度等。</w:t>
       </w:r>
     </w:p>
     <w:p>
@@ -6249,6 +7230,17 @@
           <w:sz w:val="40"/>
         </w:rPr>
         <w:t>第 6 章  启动与部署</w:t>
+      </w:r>
+    </w:p>
+    <w:p>
+      <w:r>
+        <w:rPr>
+          <w:rFonts w:ascii="宋体" w:hAnsi="宋体" w:eastAsia="宋体"/>
+          <w:b w:val="0"/>
+          <w:color w:val="000000"/>
+          <w:sz w:val="22"/>
+        </w:rPr>
+        <w:t>首次使用前，请先完成第 6.3 节的 HSV 校准，确保球检测阈值正确，再一键启动。否则球检测无法正确分割目标，后续抓取无从谈起。</w:t>
       </w:r>
     </w:p>
     <w:p>
@@ -6647,6 +7639,145 @@
           <w:sz w:val="22"/>
         </w:rPr>
         <w:t>底盘运动指令 ChassisCmd 中：linear_x 正值 = 前进、负值 = 后退；angular_z 正值 = 左转（逆时针）、负值 = 右转（顺时针）。</w:t>
+      </w:r>
+    </w:p>
+    <w:p>
+      <w:pPr>
+        <w:pStyle w:val="Heading1"/>
+      </w:pPr>
+      <w:r>
+        <w:rPr>
+          <w:rFonts w:ascii="黑体" w:hAnsi="黑体" w:eastAsia="黑体"/>
+          <w:b/>
+          <w:color w:val="000000"/>
+          <w:sz w:val="40"/>
+        </w:rPr>
+        <w:t>第 8 章  踩坑记录（经验教训）</w:t>
+      </w:r>
+    </w:p>
+    <w:p>
+      <w:pPr>
+        <w:pStyle w:val="Heading2"/>
+      </w:pPr>
+      <w:r>
+        <w:rPr>
+          <w:rFonts w:ascii="黑体" w:hAnsi="黑体" w:eastAsia="黑体"/>
+          <w:b/>
+          <w:color w:val="000000"/>
+          <w:sz w:val="32"/>
+        </w:rPr>
+        <w:t>8.1 RRT 算法算力不足、求解太慢</w:t>
+      </w:r>
+    </w:p>
+    <w:p>
+      <w:r>
+        <w:rPr>
+          <w:rFonts w:ascii="宋体" w:hAnsi="宋体" w:eastAsia="宋体"/>
+          <w:b w:val="0"/>
+          <w:color w:val="000000"/>
+          <w:sz w:val="22"/>
+        </w:rPr>
+        <w:t>最初 IK 采用 RRT-Connect 采样算法，在树莓派上算力不够、求解耗时过长。后改用解析法（固定腕部滚转 q5，atan2(y,x) 几何解出 q1，再对 q1~q4 做 Jacobian 迭代），速度提升千倍以上。</w:t>
+      </w:r>
+    </w:p>
+    <w:p>
+      <w:pPr>
+        <w:pStyle w:val="Heading2"/>
+      </w:pPr>
+      <w:r>
+        <w:rPr>
+          <w:rFonts w:ascii="黑体" w:hAnsi="黑体" w:eastAsia="黑体"/>
+          <w:b/>
+          <w:color w:val="000000"/>
+          <w:sz w:val="32"/>
+        </w:rPr>
+        <w:t>8.2 桌面环境下视觉掉帧严重</w:t>
+      </w:r>
+    </w:p>
+    <w:p>
+      <w:r>
+        <w:rPr>
+          <w:rFonts w:ascii="宋体" w:hAnsi="宋体" w:eastAsia="宋体"/>
+          <w:b w:val="0"/>
+          <w:color w:val="000000"/>
+          <w:sz w:val="22"/>
+        </w:rPr>
+        <w:t>树莓派同时运行桌面环境与视觉检测时，图像处理掉帧严重。解决：以无桌面（headless/SSH）模式运行；视觉节点检测 DISPLAY 环境变量——有 DISPLAY 才显示 cv2.imshow 窗口，无 DISPLAY 时跳过 GUI，避免阻塞。</w:t>
+      </w:r>
+    </w:p>
+    <w:p>
+      <w:pPr>
+        <w:pStyle w:val="Heading2"/>
+      </w:pPr>
+      <w:r>
+        <w:rPr>
+          <w:rFonts w:ascii="黑体" w:hAnsi="黑体" w:eastAsia="黑体"/>
+          <w:b/>
+          <w:color w:val="000000"/>
+          <w:sz w:val="32"/>
+        </w:rPr>
+        <w:t>8.3 果实堆叠 → 距离变换峰值定位</w:t>
+      </w:r>
+    </w:p>
+    <w:p>
+      <w:r>
+        <w:rPr>
+          <w:rFonts w:ascii="宋体" w:hAnsi="宋体" w:eastAsia="宋体"/>
+          <w:b w:val="0"/>
+          <w:color w:val="000000"/>
+          <w:sz w:val="22"/>
+        </w:rPr>
+        <w:t>多个球互相遮挡、堆叠时，普通 findContours 无法区分前后球。改用 distanceTransform 距离变换，取全局最大峰值作为前方球球心；抓完前方球后，后方球自然露出，再继续抓。</w:t>
+      </w:r>
+    </w:p>
+    <w:p>
+      <w:pPr>
+        <w:pStyle w:val="Heading2"/>
+      </w:pPr>
+      <w:r>
+        <w:rPr>
+          <w:rFonts w:ascii="黑体" w:hAnsi="黑体" w:eastAsia="黑体"/>
+          <w:b/>
+          <w:color w:val="000000"/>
+          <w:sz w:val="32"/>
+        </w:rPr>
+        <w:t>8.4 两个 CH340 串口无法区分</w:t>
+      </w:r>
+    </w:p>
+    <w:p>
+      <w:r>
+        <w:rPr>
+          <w:rFonts w:ascii="宋体" w:hAnsi="宋体" w:eastAsia="宋体"/>
+          <w:b w:val="0"/>
+          <w:color w:val="000000"/>
+          <w:sz w:val="22"/>
+        </w:rPr>
+        <w:t>机械臂与底盘均为 CH340 芯片，序列号相同，by-id 均为 usb-1a86_USB_Serial、无法区分，导致串口错乱。解决：必须用 by-path 区分（机械臂 usb-0:1.1，底盘 usb-0:1.3）。</w:t>
+      </w:r>
+    </w:p>
+    <w:p>
+      <w:pPr>
+        <w:pStyle w:val="Heading2"/>
+      </w:pPr>
+      <w:r>
+        <w:rPr>
+          <w:rFonts w:ascii="黑体" w:hAnsi="黑体" w:eastAsia="黑体"/>
+          <w:b/>
+          <w:color w:val="000000"/>
+          <w:sz w:val="32"/>
+        </w:rPr>
+        <w:t>8.5 同一电池给机械臂与树莓派供电导致重启</w:t>
+      </w:r>
+    </w:p>
+    <w:p>
+      <w:r>
+        <w:rPr>
+          <w:rFonts w:ascii="宋体" w:hAnsi="宋体" w:eastAsia="宋体"/>
+          <w:b w:val="0"/>
+          <w:color w:val="000000"/>
+          <w:sz w:val="22"/>
+        </w:rPr>
+        <w:t>不要用同一块电池同时给机械臂和树莓派供电。机械臂舵机动作时瞬间电流很大，会拉低供电电压，导致树莓派电压不足而重启。应分别供电（机械臂独立电源，树莓派独立电源）。</w:t>
       </w:r>
     </w:p>
     <w:sectPr>

--- a/机械臂果实采集系统技术手册.docx
+++ b/机械臂果实采集系统技术手册.docx
@@ -7780,6 +7780,1196 @@
         <w:t>不要用同一块电池同时给机械臂和树莓派供电。机械臂舵机动作时瞬间电流很大，会拉低供电电压，导致树莓派电压不足而重启。应分别供电（机械臂独立电源，树莓派独立电源）。</w:t>
       </w:r>
     </w:p>
+    <w:p>
+      <w:pPr>
+        <w:pStyle w:val="Heading1"/>
+      </w:pPr>
+      <w:r>
+        <w:rPr>
+          <w:rFonts w:ascii="黑体" w:hAnsi="黑体" w:eastAsia="黑体"/>
+          <w:b/>
+          <w:color w:val="000000"/>
+          <w:sz w:val="40"/>
+        </w:rPr>
+        <w:t>第 9 章  鲁棒性测试步骤</w:t>
+      </w:r>
+    </w:p>
+    <w:p>
+      <w:pPr>
+        <w:pStyle w:val="Heading2"/>
+      </w:pPr>
+      <w:r>
+        <w:rPr>
+          <w:rFonts w:ascii="黑体" w:hAnsi="黑体" w:eastAsia="黑体"/>
+          <w:b/>
+          <w:color w:val="000000"/>
+          <w:sz w:val="32"/>
+        </w:rPr>
+        <w:t>9.0 测试准备（启动与观察命令）</w:t>
+      </w:r>
+    </w:p>
+    <w:p>
+      <w:r>
+        <w:rPr>
+          <w:rFonts w:ascii="宋体" w:hAnsi="宋体" w:eastAsia="宋体"/>
+          <w:b w:val="0"/>
+          <w:color w:val="000000"/>
+          <w:sz w:val="22"/>
+        </w:rPr>
+        <w:t>务必多开终端：下面每条命令都在一个独立的终端窗口运行；每开一个新终端，先执行 source /home/pi4/dev_ws/install/setup.bash 再运行命令。</w:t>
+      </w:r>
+    </w:p>
+    <w:p>
+      <w:r>
+        <w:rPr>
+          <w:rFonts w:ascii="宋体" w:hAnsi="宋体" w:eastAsia="宋体"/>
+          <w:b w:val="0"/>
+          <w:color w:val="000000"/>
+          <w:sz w:val="22"/>
+        </w:rPr>
+        <w:t>一键启动系统（终端 1）：</w:t>
+      </w:r>
+    </w:p>
+    <w:p>
+      <w:r>
+        <w:rPr>
+          <w:rFonts w:ascii="Consolas" w:hAnsi="Consolas" w:eastAsia="Consolas"/>
+          <w:b w:val="0"/>
+          <w:color w:val="000000"/>
+          <w:sz w:val="20"/>
+        </w:rPr>
+        <w:t>source /home/pi4/dev_ws/install/setup.bash</w:t>
+      </w:r>
+    </w:p>
+    <w:p>
+      <w:r>
+        <w:rPr>
+          <w:rFonts w:ascii="Consolas" w:hAnsi="Consolas" w:eastAsia="Consolas"/>
+          <w:b w:val="0"/>
+          <w:color w:val="000000"/>
+          <w:sz w:val="20"/>
+        </w:rPr>
+        <w:t>ros2 launch arm_pkg bringup.launch.py</w:t>
+      </w:r>
+    </w:p>
+    <w:p>
+      <w:r>
+        <w:rPr>
+          <w:rFonts w:ascii="宋体" w:hAnsi="宋体" w:eastAsia="宋体"/>
+          <w:b w:val="0"/>
+          <w:color w:val="000000"/>
+          <w:sz w:val="22"/>
+        </w:rPr>
+        <w:t>观察球检测 GUI 窗口（需桌面环境，再开 2 个终端）：</w:t>
+      </w:r>
+    </w:p>
+    <w:p>
+      <w:r>
+        <w:rPr>
+          <w:rFonts w:ascii="Consolas" w:hAnsi="Consolas" w:eastAsia="Consolas"/>
+          <w:b w:val="0"/>
+          <w:color w:val="000000"/>
+          <w:sz w:val="20"/>
+        </w:rPr>
+        <w:t># 终端 2</w:t>
+      </w:r>
+    </w:p>
+    <w:p>
+      <w:r>
+        <w:rPr>
+          <w:rFonts w:ascii="Consolas" w:hAnsi="Consolas" w:eastAsia="Consolas"/>
+          <w:b w:val="0"/>
+          <w:color w:val="000000"/>
+          <w:sz w:val="20"/>
+        </w:rPr>
+        <w:t>ros2 run vision_pkg opencv_camera_node</w:t>
+      </w:r>
+    </w:p>
+    <w:p>
+      <w:r>
+        <w:rPr>
+          <w:rFonts w:ascii="Consolas" w:hAnsi="Consolas" w:eastAsia="Consolas"/>
+          <w:b w:val="0"/>
+          <w:color w:val="000000"/>
+          <w:sz w:val="20"/>
+        </w:rPr>
+        <w:t># 终端 3</w:t>
+      </w:r>
+    </w:p>
+    <w:p>
+      <w:r>
+        <w:rPr>
+          <w:rFonts w:ascii="Consolas" w:hAnsi="Consolas" w:eastAsia="Consolas"/>
+          <w:b w:val="0"/>
+          <w:color w:val="000000"/>
+          <w:sz w:val="20"/>
+        </w:rPr>
+        <w:t>ros2 run vision_pkg ball_detector_node    # 弹出显示窗口</w:t>
+      </w:r>
+    </w:p>
+    <w:p>
+      <w:r>
+        <w:rPr>
+          <w:rFonts w:ascii="宋体" w:hAnsi="宋体" w:eastAsia="宋体"/>
+          <w:b w:val="0"/>
+          <w:color w:val="000000"/>
+          <w:sz w:val="22"/>
+        </w:rPr>
+        <w:t>观察数据（SSH 无桌面环境时，再开终端）：</w:t>
+      </w:r>
+    </w:p>
+    <w:p>
+      <w:r>
+        <w:rPr>
+          <w:rFonts w:ascii="Consolas" w:hAnsi="Consolas" w:eastAsia="Consolas"/>
+          <w:b w:val="0"/>
+          <w:color w:val="000000"/>
+          <w:sz w:val="20"/>
+        </w:rPr>
+        <w:t>ros2 topic echo /balls_pixel   # 检测框（cx, cy, 像素直径）</w:t>
+      </w:r>
+    </w:p>
+    <w:p>
+      <w:r>
+        <w:rPr>
+          <w:rFonts w:ascii="Consolas" w:hAnsi="Consolas" w:eastAsia="Consolas"/>
+          <w:b w:val="0"/>
+          <w:color w:val="000000"/>
+          <w:sz w:val="20"/>
+        </w:rPr>
+        <w:t>ros2 topic echo /ball_pos      # 球 base_link 3D 坐标</w:t>
+      </w:r>
+    </w:p>
+    <w:p>
+      <w:pPr>
+        <w:pStyle w:val="Heading2"/>
+      </w:pPr>
+      <w:r>
+        <w:rPr>
+          <w:rFonts w:ascii="黑体" w:hAnsi="黑体" w:eastAsia="黑体"/>
+          <w:b/>
+          <w:color w:val="000000"/>
+          <w:sz w:val="32"/>
+        </w:rPr>
+        <w:t>9.1 视觉检测鲁棒性</w:t>
+      </w:r>
+    </w:p>
+    <w:tbl>
+      <w:tblPr>
+        <w:tblStyle w:val="TableGrid"/>
+        <w:tblW w:type="auto" w:w="0"/>
+        <w:tblLook w:firstColumn="1" w:firstRow="1" w:lastColumn="0" w:lastRow="0" w:noHBand="0" w:noVBand="1" w:val="04A0"/>
+      </w:tblPr>
+      <w:tblGrid>
+        <w:gridCol w:w="2880"/>
+        <w:gridCol w:w="2880"/>
+        <w:gridCol w:w="2880"/>
+      </w:tblGrid>
+      <w:tr>
+        <w:tc>
+          <w:tcPr>
+            <w:tcW w:type="dxa" w:w="2880"/>
+          </w:tcPr>
+          <w:p>
+            <w:r>
+              <w:rPr>
+                <w:rFonts w:ascii="黑体" w:hAnsi="黑体" w:eastAsia="黑体"/>
+                <w:b/>
+                <w:color w:val="000000"/>
+                <w:sz w:val="21"/>
+              </w:rPr>
+              <w:t>测试项</w:t>
+            </w:r>
+          </w:p>
+        </w:tc>
+        <w:tc>
+          <w:tcPr>
+            <w:tcW w:type="dxa" w:w="2880"/>
+          </w:tcPr>
+          <w:p>
+            <w:r>
+              <w:rPr>
+                <w:rFonts w:ascii="黑体" w:hAnsi="黑体" w:eastAsia="黑体"/>
+                <w:b/>
+                <w:color w:val="000000"/>
+                <w:sz w:val="21"/>
+              </w:rPr>
+              <w:t>操作步骤</w:t>
+            </w:r>
+          </w:p>
+        </w:tc>
+        <w:tc>
+          <w:tcPr>
+            <w:tcW w:type="dxa" w:w="2880"/>
+          </w:tcPr>
+          <w:p>
+            <w:r>
+              <w:rPr>
+                <w:rFonts w:ascii="黑体" w:hAnsi="黑体" w:eastAsia="黑体"/>
+                <w:b/>
+                <w:color w:val="000000"/>
+                <w:sz w:val="21"/>
+              </w:rPr>
+              <w:t>预期结果</w:t>
+            </w:r>
+          </w:p>
+        </w:tc>
+      </w:tr>
+      <w:tr>
+        <w:tc>
+          <w:tcPr>
+            <w:tcW w:type="dxa" w:w="2880"/>
+          </w:tcPr>
+          <w:p>
+            <w:r>
+              <w:rPr>
+                <w:rFonts w:ascii="宋体" w:hAnsi="宋体" w:eastAsia="宋体"/>
+                <w:b w:val="0"/>
+                <w:color w:val="000000"/>
+                <w:sz w:val="20"/>
+              </w:rPr>
+              <w:t>光照变化</w:t>
+            </w:r>
+          </w:p>
+        </w:tc>
+        <w:tc>
+          <w:tcPr>
+            <w:tcW w:type="dxa" w:w="2880"/>
+          </w:tcPr>
+          <w:p>
+            <w:r>
+              <w:rPr>
+                <w:rFonts w:ascii="宋体" w:hAnsi="宋体" w:eastAsia="宋体"/>
+                <w:b w:val="0"/>
+                <w:color w:val="000000"/>
+                <w:sz w:val="20"/>
+              </w:rPr>
+              <w:t>打开球检测 GUI 窗口，分别在开灯、关灯、侧面打光三种光照下观察</w:t>
+            </w:r>
+          </w:p>
+        </w:tc>
+        <w:tc>
+          <w:tcPr>
+            <w:tcW w:type="dxa" w:w="2880"/>
+          </w:tcPr>
+          <w:p>
+            <w:r>
+              <w:rPr>
+                <w:rFonts w:ascii="宋体" w:hAnsi="宋体" w:eastAsia="宋体"/>
+                <w:b w:val="0"/>
+                <w:color w:val="000000"/>
+                <w:sz w:val="20"/>
+              </w:rPr>
+              <w:t>检测框稳定覆盖球面、不丢失；若丢失则重新 HSV 校准</w:t>
+            </w:r>
+          </w:p>
+        </w:tc>
+      </w:tr>
+      <w:tr>
+        <w:tc>
+          <w:tcPr>
+            <w:tcW w:type="dxa" w:w="2880"/>
+          </w:tcPr>
+          <w:p>
+            <w:r>
+              <w:rPr>
+                <w:rFonts w:ascii="宋体" w:hAnsi="宋体" w:eastAsia="宋体"/>
+                <w:b w:val="0"/>
+                <w:color w:val="000000"/>
+                <w:sz w:val="20"/>
+              </w:rPr>
+              <w:t>距离变化</w:t>
+            </w:r>
+          </w:p>
+        </w:tc>
+        <w:tc>
+          <w:tcPr>
+            <w:tcW w:type="dxa" w:w="2880"/>
+          </w:tcPr>
+          <w:p>
+            <w:r>
+              <w:rPr>
+                <w:rFonts w:ascii="宋体" w:hAnsi="宋体" w:eastAsia="宋体"/>
+                <w:b w:val="0"/>
+                <w:color w:val="000000"/>
+                <w:sz w:val="20"/>
+              </w:rPr>
+              <w:t>在 GUI 窗口下，将球分别放在近（&lt;15 cm）、中（15~30 cm）、远（&gt;30 cm）三处</w:t>
+            </w:r>
+          </w:p>
+        </w:tc>
+        <w:tc>
+          <w:tcPr>
+            <w:tcW w:type="dxa" w:w="2880"/>
+          </w:tcPr>
+          <w:p>
+            <w:r>
+              <w:rPr>
+                <w:rFonts w:ascii="宋体" w:hAnsi="宋体" w:eastAsia="宋体"/>
+                <w:b w:val="0"/>
+                <w:color w:val="000000"/>
+                <w:sz w:val="20"/>
+              </w:rPr>
+              <w:t>检测框覆盖完整球面，像素直径随距离合理变化</w:t>
+            </w:r>
+          </w:p>
+        </w:tc>
+      </w:tr>
+      <w:tr>
+        <w:tc>
+          <w:tcPr>
+            <w:tcW w:type="dxa" w:w="2880"/>
+          </w:tcPr>
+          <w:p>
+            <w:r>
+              <w:rPr>
+                <w:rFonts w:ascii="宋体" w:hAnsi="宋体" w:eastAsia="宋体"/>
+                <w:b w:val="0"/>
+                <w:color w:val="000000"/>
+                <w:sz w:val="20"/>
+              </w:rPr>
+              <w:t>重叠球</w:t>
+            </w:r>
+          </w:p>
+        </w:tc>
+        <w:tc>
+          <w:tcPr>
+            <w:tcW w:type="dxa" w:w="2880"/>
+          </w:tcPr>
+          <w:p>
+            <w:r>
+              <w:rPr>
+                <w:rFonts w:ascii="宋体" w:hAnsi="宋体" w:eastAsia="宋体"/>
+                <w:b w:val="0"/>
+                <w:color w:val="000000"/>
+                <w:sz w:val="20"/>
+              </w:rPr>
+              <w:t>两球前后重叠放置，观察 GUI 识别框</w:t>
+            </w:r>
+          </w:p>
+        </w:tc>
+        <w:tc>
+          <w:tcPr>
+            <w:tcW w:type="dxa" w:w="2880"/>
+          </w:tcPr>
+          <w:p>
+            <w:r>
+              <w:rPr>
+                <w:rFonts w:ascii="宋体" w:hAnsi="宋体" w:eastAsia="宋体"/>
+                <w:b w:val="0"/>
+                <w:color w:val="000000"/>
+                <w:sz w:val="20"/>
+              </w:rPr>
+              <w:t>锁定前方球，识别框不来回跳变</w:t>
+            </w:r>
+          </w:p>
+        </w:tc>
+      </w:tr>
+      <w:tr>
+        <w:tc>
+          <w:tcPr>
+            <w:tcW w:type="dxa" w:w="2880"/>
+          </w:tcPr>
+          <w:p>
+            <w:r>
+              <w:rPr>
+                <w:rFonts w:ascii="宋体" w:hAnsi="宋体" w:eastAsia="宋体"/>
+                <w:b w:val="0"/>
+                <w:color w:val="000000"/>
+                <w:sz w:val="20"/>
+              </w:rPr>
+              <w:t>抗噪</w:t>
+            </w:r>
+          </w:p>
+        </w:tc>
+        <w:tc>
+          <w:tcPr>
+            <w:tcW w:type="dxa" w:w="2880"/>
+          </w:tcPr>
+          <w:p>
+            <w:r>
+              <w:rPr>
+                <w:rFonts w:ascii="宋体" w:hAnsi="宋体" w:eastAsia="宋体"/>
+                <w:b w:val="0"/>
+                <w:color w:val="000000"/>
+                <w:sz w:val="20"/>
+              </w:rPr>
+              <w:t>画面中放入非目标颜色物体，观察 GUI</w:t>
+            </w:r>
+          </w:p>
+        </w:tc>
+        <w:tc>
+          <w:tcPr>
+            <w:tcW w:type="dxa" w:w="2880"/>
+          </w:tcPr>
+          <w:p>
+            <w:r>
+              <w:rPr>
+                <w:rFonts w:ascii="宋体" w:hAnsi="宋体" w:eastAsia="宋体"/>
+                <w:b w:val="0"/>
+                <w:color w:val="000000"/>
+                <w:sz w:val="20"/>
+              </w:rPr>
+              <w:t>不误检（MIN_AREA 过滤生效）</w:t>
+            </w:r>
+          </w:p>
+        </w:tc>
+      </w:tr>
+    </w:tbl>
+    <w:p>
+      <w:pPr>
+        <w:pStyle w:val="Heading2"/>
+      </w:pPr>
+      <w:r>
+        <w:rPr>
+          <w:rFonts w:ascii="黑体" w:hAnsi="黑体" w:eastAsia="黑体"/>
+          <w:b/>
+          <w:color w:val="000000"/>
+          <w:sz w:val="32"/>
+        </w:rPr>
+        <w:t>9.2 深度估算鲁棒性</w:t>
+      </w:r>
+    </w:p>
+    <w:tbl>
+      <w:tblPr>
+        <w:tblStyle w:val="TableGrid"/>
+        <w:tblW w:type="auto" w:w="0"/>
+        <w:tblLook w:firstColumn="1" w:firstRow="1" w:lastColumn="0" w:lastRow="0" w:noHBand="0" w:noVBand="1" w:val="04A0"/>
+      </w:tblPr>
+      <w:tblGrid>
+        <w:gridCol w:w="2880"/>
+        <w:gridCol w:w="2880"/>
+        <w:gridCol w:w="2880"/>
+      </w:tblGrid>
+      <w:tr>
+        <w:tc>
+          <w:tcPr>
+            <w:tcW w:type="dxa" w:w="2880"/>
+          </w:tcPr>
+          <w:p>
+            <w:r>
+              <w:rPr>
+                <w:rFonts w:ascii="黑体" w:hAnsi="黑体" w:eastAsia="黑体"/>
+                <w:b/>
+                <w:color w:val="000000"/>
+                <w:sz w:val="21"/>
+              </w:rPr>
+              <w:t>测试项</w:t>
+            </w:r>
+          </w:p>
+        </w:tc>
+        <w:tc>
+          <w:tcPr>
+            <w:tcW w:type="dxa" w:w="2880"/>
+          </w:tcPr>
+          <w:p>
+            <w:r>
+              <w:rPr>
+                <w:rFonts w:ascii="黑体" w:hAnsi="黑体" w:eastAsia="黑体"/>
+                <w:b/>
+                <w:color w:val="000000"/>
+                <w:sz w:val="21"/>
+              </w:rPr>
+              <w:t>操作步骤</w:t>
+            </w:r>
+          </w:p>
+        </w:tc>
+        <w:tc>
+          <w:tcPr>
+            <w:tcW w:type="dxa" w:w="2880"/>
+          </w:tcPr>
+          <w:p>
+            <w:r>
+              <w:rPr>
+                <w:rFonts w:ascii="黑体" w:hAnsi="黑体" w:eastAsia="黑体"/>
+                <w:b/>
+                <w:color w:val="000000"/>
+                <w:sz w:val="21"/>
+              </w:rPr>
+              <w:t>预期结果</w:t>
+            </w:r>
+          </w:p>
+        </w:tc>
+      </w:tr>
+      <w:tr>
+        <w:tc>
+          <w:tcPr>
+            <w:tcW w:type="dxa" w:w="2880"/>
+          </w:tcPr>
+          <w:p>
+            <w:r>
+              <w:rPr>
+                <w:rFonts w:ascii="宋体" w:hAnsi="宋体" w:eastAsia="宋体"/>
+                <w:b w:val="0"/>
+                <w:color w:val="000000"/>
+                <w:sz w:val="20"/>
+              </w:rPr>
+              <w:t>定点对比</w:t>
+            </w:r>
+          </w:p>
+        </w:tc>
+        <w:tc>
+          <w:tcPr>
+            <w:tcW w:type="dxa" w:w="2880"/>
+          </w:tcPr>
+          <w:p>
+            <w:r>
+              <w:rPr>
+                <w:rFonts w:ascii="宋体" w:hAnsi="宋体" w:eastAsia="宋体"/>
+                <w:b w:val="0"/>
+                <w:color w:val="000000"/>
+                <w:sz w:val="20"/>
+              </w:rPr>
+              <w:t>球放已知距离（20 cm、30 cm），运行 ros2 topic echo /ball_pos 读 z</w:t>
+            </w:r>
+          </w:p>
+        </w:tc>
+        <w:tc>
+          <w:tcPr>
+            <w:tcW w:type="dxa" w:w="2880"/>
+          </w:tcPr>
+          <w:p>
+            <w:r>
+              <w:rPr>
+                <w:rFonts w:ascii="宋体" w:hAnsi="宋体" w:eastAsia="宋体"/>
+                <w:b w:val="0"/>
+                <w:color w:val="000000"/>
+                <w:sz w:val="20"/>
+              </w:rPr>
+              <w:t>z 与实际距离误差在分段补偿后收敛（厘米级）</w:t>
+            </w:r>
+          </w:p>
+        </w:tc>
+      </w:tr>
+      <w:tr>
+        <w:tc>
+          <w:tcPr>
+            <w:tcW w:type="dxa" w:w="2880"/>
+          </w:tcPr>
+          <w:p>
+            <w:r>
+              <w:rPr>
+                <w:rFonts w:ascii="宋体" w:hAnsi="宋体" w:eastAsia="宋体"/>
+                <w:b w:val="0"/>
+                <w:color w:val="000000"/>
+                <w:sz w:val="20"/>
+              </w:rPr>
+              <w:t>连续性</w:t>
+            </w:r>
+          </w:p>
+        </w:tc>
+        <w:tc>
+          <w:tcPr>
+            <w:tcW w:type="dxa" w:w="2880"/>
+          </w:tcPr>
+          <w:p>
+            <w:r>
+              <w:rPr>
+                <w:rFonts w:ascii="宋体" w:hAnsi="宋体" w:eastAsia="宋体"/>
+                <w:b w:val="0"/>
+                <w:color w:val="000000"/>
+                <w:sz w:val="20"/>
+              </w:rPr>
+              <w:t>缓慢移动球，连续观察 /ball_pos 的 z 输出</w:t>
+            </w:r>
+          </w:p>
+        </w:tc>
+        <w:tc>
+          <w:tcPr>
+            <w:tcW w:type="dxa" w:w="2880"/>
+          </w:tcPr>
+          <w:p>
+            <w:r>
+              <w:rPr>
+                <w:rFonts w:ascii="宋体" w:hAnsi="宋体" w:eastAsia="宋体"/>
+                <w:b w:val="0"/>
+                <w:color w:val="000000"/>
+                <w:sz w:val="20"/>
+              </w:rPr>
+              <w:t>深度平滑变化、无大幅跳动</w:t>
+            </w:r>
+          </w:p>
+        </w:tc>
+      </w:tr>
+    </w:tbl>
+    <w:p>
+      <w:pPr>
+        <w:pStyle w:val="Heading2"/>
+      </w:pPr>
+      <w:r>
+        <w:rPr>
+          <w:rFonts w:ascii="黑体" w:hAnsi="黑体" w:eastAsia="黑体"/>
+          <w:b/>
+          <w:color w:val="000000"/>
+          <w:sz w:val="32"/>
+        </w:rPr>
+        <w:t>9.3 抓取鲁棒性</w:t>
+      </w:r>
+    </w:p>
+    <w:tbl>
+      <w:tblPr>
+        <w:tblStyle w:val="TableGrid"/>
+        <w:tblW w:type="auto" w:w="0"/>
+        <w:tblLook w:firstColumn="1" w:firstRow="1" w:lastColumn="0" w:lastRow="0" w:noHBand="0" w:noVBand="1" w:val="04A0"/>
+      </w:tblPr>
+      <w:tblGrid>
+        <w:gridCol w:w="2880"/>
+        <w:gridCol w:w="2880"/>
+        <w:gridCol w:w="2880"/>
+      </w:tblGrid>
+      <w:tr>
+        <w:tc>
+          <w:tcPr>
+            <w:tcW w:type="dxa" w:w="2880"/>
+          </w:tcPr>
+          <w:p>
+            <w:r>
+              <w:rPr>
+                <w:rFonts w:ascii="黑体" w:hAnsi="黑体" w:eastAsia="黑体"/>
+                <w:b/>
+                <w:color w:val="000000"/>
+                <w:sz w:val="21"/>
+              </w:rPr>
+              <w:t>测试项</w:t>
+            </w:r>
+          </w:p>
+        </w:tc>
+        <w:tc>
+          <w:tcPr>
+            <w:tcW w:type="dxa" w:w="2880"/>
+          </w:tcPr>
+          <w:p>
+            <w:r>
+              <w:rPr>
+                <w:rFonts w:ascii="黑体" w:hAnsi="黑体" w:eastAsia="黑体"/>
+                <w:b/>
+                <w:color w:val="000000"/>
+                <w:sz w:val="21"/>
+              </w:rPr>
+              <w:t>操作步骤</w:t>
+            </w:r>
+          </w:p>
+        </w:tc>
+        <w:tc>
+          <w:tcPr>
+            <w:tcW w:type="dxa" w:w="2880"/>
+          </w:tcPr>
+          <w:p>
+            <w:r>
+              <w:rPr>
+                <w:rFonts w:ascii="黑体" w:hAnsi="黑体" w:eastAsia="黑体"/>
+                <w:b/>
+                <w:color w:val="000000"/>
+                <w:sz w:val="21"/>
+              </w:rPr>
+              <w:t>预期结果</w:t>
+            </w:r>
+          </w:p>
+        </w:tc>
+      </w:tr>
+      <w:tr>
+        <w:tc>
+          <w:tcPr>
+            <w:tcW w:type="dxa" w:w="2880"/>
+          </w:tcPr>
+          <w:p>
+            <w:r>
+              <w:rPr>
+                <w:rFonts w:ascii="宋体" w:hAnsi="宋体" w:eastAsia="宋体"/>
+                <w:b w:val="0"/>
+                <w:color w:val="000000"/>
+                <w:sz w:val="20"/>
+              </w:rPr>
+              <w:t>连续抓取</w:t>
+            </w:r>
+          </w:p>
+        </w:tc>
+        <w:tc>
+          <w:tcPr>
+            <w:tcW w:type="dxa" w:w="2880"/>
+          </w:tcPr>
+          <w:p>
+            <w:r>
+              <w:rPr>
+                <w:rFonts w:ascii="宋体" w:hAnsi="宋体" w:eastAsia="宋体"/>
+                <w:b w:val="0"/>
+                <w:color w:val="000000"/>
+                <w:sz w:val="20"/>
+              </w:rPr>
+              <w:t>球放固定位置，观察自动抓取，重复 5 次以上</w:t>
+            </w:r>
+          </w:p>
+        </w:tc>
+        <w:tc>
+          <w:tcPr>
+            <w:tcW w:type="dxa" w:w="2880"/>
+          </w:tcPr>
+          <w:p>
+            <w:r>
+              <w:rPr>
+                <w:rFonts w:ascii="宋体" w:hAnsi="宋体" w:eastAsia="宋体"/>
+                <w:b w:val="0"/>
+                <w:color w:val="000000"/>
+                <w:sz w:val="20"/>
+              </w:rPr>
+              <w:t>成功率高、无卡死</w:t>
+            </w:r>
+          </w:p>
+        </w:tc>
+      </w:tr>
+      <w:tr>
+        <w:tc>
+          <w:tcPr>
+            <w:tcW w:type="dxa" w:w="2880"/>
+          </w:tcPr>
+          <w:p>
+            <w:r>
+              <w:rPr>
+                <w:rFonts w:ascii="宋体" w:hAnsi="宋体" w:eastAsia="宋体"/>
+                <w:b w:val="0"/>
+                <w:color w:val="000000"/>
+                <w:sz w:val="20"/>
+              </w:rPr>
+              <w:t>球丢失恢复</w:t>
+            </w:r>
+          </w:p>
+        </w:tc>
+        <w:tc>
+          <w:tcPr>
+            <w:tcW w:type="dxa" w:w="2880"/>
+          </w:tcPr>
+          <w:p>
+            <w:r>
+              <w:rPr>
+                <w:rFonts w:ascii="宋体" w:hAnsi="宋体" w:eastAsia="宋体"/>
+                <w:b w:val="0"/>
+                <w:color w:val="000000"/>
+                <w:sz w:val="20"/>
+              </w:rPr>
+              <w:t>居中/求解阶段移走球</w:t>
+            </w:r>
+          </w:p>
+        </w:tc>
+        <w:tc>
+          <w:tcPr>
+            <w:tcW w:type="dxa" w:w="2880"/>
+          </w:tcPr>
+          <w:p>
+            <w:r>
+              <w:rPr>
+                <w:rFonts w:ascii="宋体" w:hAnsi="宋体" w:eastAsia="宋体"/>
+                <w:b w:val="0"/>
+                <w:color w:val="000000"/>
+                <w:sz w:val="20"/>
+              </w:rPr>
+              <w:t>2 秒超时后回 IDLE 并触发扫描，不卡死</w:t>
+            </w:r>
+          </w:p>
+        </w:tc>
+      </w:tr>
+      <w:tr>
+        <w:tc>
+          <w:tcPr>
+            <w:tcW w:type="dxa" w:w="2880"/>
+          </w:tcPr>
+          <w:p>
+            <w:r>
+              <w:rPr>
+                <w:rFonts w:ascii="宋体" w:hAnsi="宋体" w:eastAsia="宋体"/>
+                <w:b w:val="0"/>
+                <w:color w:val="000000"/>
+                <w:sz w:val="20"/>
+              </w:rPr>
+              <w:t>归位/放置</w:t>
+            </w:r>
+          </w:p>
+        </w:tc>
+        <w:tc>
+          <w:tcPr>
+            <w:tcW w:type="dxa" w:w="2880"/>
+          </w:tcPr>
+          <w:p>
+            <w:r>
+              <w:rPr>
+                <w:rFonts w:ascii="宋体" w:hAnsi="宋体" w:eastAsia="宋体"/>
+                <w:b w:val="0"/>
+                <w:color w:val="000000"/>
+                <w:sz w:val="20"/>
+              </w:rPr>
+              <w:t>观察每次抓取完成后机械臂动作</w:t>
+            </w:r>
+          </w:p>
+        </w:tc>
+        <w:tc>
+          <w:tcPr>
+            <w:tcW w:type="dxa" w:w="2880"/>
+          </w:tcPr>
+          <w:p>
+            <w:r>
+              <w:rPr>
+                <w:rFonts w:ascii="宋体" w:hAnsi="宋体" w:eastAsia="宋体"/>
+                <w:b w:val="0"/>
+                <w:color w:val="000000"/>
+                <w:sz w:val="20"/>
+              </w:rPr>
+              <w:t>正确归位到 [0,0,-3,-91,0]°</w:t>
+            </w:r>
+          </w:p>
+        </w:tc>
+      </w:tr>
+    </w:tbl>
+    <w:p>
+      <w:pPr>
+        <w:pStyle w:val="Heading2"/>
+      </w:pPr>
+      <w:r>
+        <w:rPr>
+          <w:rFonts w:ascii="黑体" w:hAnsi="黑体" w:eastAsia="黑体"/>
+          <w:b/>
+          <w:color w:val="000000"/>
+          <w:sz w:val="32"/>
+        </w:rPr>
+        <w:t>9.4 底盘协作鲁棒性</w:t>
+      </w:r>
+    </w:p>
+    <w:tbl>
+      <w:tblPr>
+        <w:tblStyle w:val="TableGrid"/>
+        <w:tblW w:type="auto" w:w="0"/>
+        <w:tblLook w:firstColumn="1" w:firstRow="1" w:lastColumn="0" w:lastRow="0" w:noHBand="0" w:noVBand="1" w:val="04A0"/>
+      </w:tblPr>
+      <w:tblGrid>
+        <w:gridCol w:w="2880"/>
+        <w:gridCol w:w="2880"/>
+        <w:gridCol w:w="2880"/>
+      </w:tblGrid>
+      <w:tr>
+        <w:tc>
+          <w:tcPr>
+            <w:tcW w:type="dxa" w:w="2880"/>
+          </w:tcPr>
+          <w:p>
+            <w:r>
+              <w:rPr>
+                <w:rFonts w:ascii="黑体" w:hAnsi="黑体" w:eastAsia="黑体"/>
+                <w:b/>
+                <w:color w:val="000000"/>
+                <w:sz w:val="21"/>
+              </w:rPr>
+              <w:t>测试项</w:t>
+            </w:r>
+          </w:p>
+        </w:tc>
+        <w:tc>
+          <w:tcPr>
+            <w:tcW w:type="dxa" w:w="2880"/>
+          </w:tcPr>
+          <w:p>
+            <w:r>
+              <w:rPr>
+                <w:rFonts w:ascii="黑体" w:hAnsi="黑体" w:eastAsia="黑体"/>
+                <w:b/>
+                <w:color w:val="000000"/>
+                <w:sz w:val="21"/>
+              </w:rPr>
+              <w:t>操作步骤</w:t>
+            </w:r>
+          </w:p>
+        </w:tc>
+        <w:tc>
+          <w:tcPr>
+            <w:tcW w:type="dxa" w:w="2880"/>
+          </w:tcPr>
+          <w:p>
+            <w:r>
+              <w:rPr>
+                <w:rFonts w:ascii="黑体" w:hAnsi="黑体" w:eastAsia="黑体"/>
+                <w:b/>
+                <w:color w:val="000000"/>
+                <w:sz w:val="21"/>
+              </w:rPr>
+              <w:t>预期结果</w:t>
+            </w:r>
+          </w:p>
+        </w:tc>
+      </w:tr>
+      <w:tr>
+        <w:tc>
+          <w:tcPr>
+            <w:tcW w:type="dxa" w:w="2880"/>
+          </w:tcPr>
+          <w:p>
+            <w:r>
+              <w:rPr>
+                <w:rFonts w:ascii="宋体" w:hAnsi="宋体" w:eastAsia="宋体"/>
+                <w:b w:val="0"/>
+                <w:color w:val="000000"/>
+                <w:sz w:val="20"/>
+              </w:rPr>
+              <w:t>IK 失败逼近</w:t>
+            </w:r>
+          </w:p>
+        </w:tc>
+        <w:tc>
+          <w:tcPr>
+            <w:tcW w:type="dxa" w:w="2880"/>
+          </w:tcPr>
+          <w:p>
+            <w:r>
+              <w:rPr>
+                <w:rFonts w:ascii="宋体" w:hAnsi="宋体" w:eastAsia="宋体"/>
+                <w:b w:val="0"/>
+                <w:color w:val="000000"/>
+                <w:sz w:val="20"/>
+              </w:rPr>
+              <w:t>球放机械臂工作范围外</w:t>
+            </w:r>
+          </w:p>
+        </w:tc>
+        <w:tc>
+          <w:tcPr>
+            <w:tcW w:type="dxa" w:w="2880"/>
+          </w:tcPr>
+          <w:p>
+            <w:r>
+              <w:rPr>
+                <w:rFonts w:ascii="宋体" w:hAnsi="宋体" w:eastAsia="宋体"/>
+                <w:b w:val="0"/>
+                <w:color w:val="000000"/>
+                <w:sz w:val="20"/>
+              </w:rPr>
+              <w:t>IK 失败后底盘自动逼近，到位后重试抓取</w:t>
+            </w:r>
+          </w:p>
+        </w:tc>
+      </w:tr>
+      <w:tr>
+        <w:tc>
+          <w:tcPr>
+            <w:tcW w:type="dxa" w:w="2880"/>
+          </w:tcPr>
+          <w:p>
+            <w:r>
+              <w:rPr>
+                <w:rFonts w:ascii="宋体" w:hAnsi="宋体" w:eastAsia="宋体"/>
+                <w:b w:val="0"/>
+                <w:color w:val="000000"/>
+                <w:sz w:val="20"/>
+              </w:rPr>
+              <w:t>球太近后退</w:t>
+            </w:r>
+          </w:p>
+        </w:tc>
+        <w:tc>
+          <w:tcPr>
+            <w:tcW w:type="dxa" w:w="2880"/>
+          </w:tcPr>
+          <w:p>
+            <w:r>
+              <w:rPr>
+                <w:rFonts w:ascii="宋体" w:hAnsi="宋体" w:eastAsia="宋体"/>
+                <w:b w:val="0"/>
+                <w:color w:val="000000"/>
+                <w:sz w:val="20"/>
+              </w:rPr>
+              <w:t>球贴近机械臂</w:t>
+            </w:r>
+          </w:p>
+        </w:tc>
+        <w:tc>
+          <w:tcPr>
+            <w:tcW w:type="dxa" w:w="2880"/>
+          </w:tcPr>
+          <w:p>
+            <w:r>
+              <w:rPr>
+                <w:rFonts w:ascii="宋体" w:hAnsi="宋体" w:eastAsia="宋体"/>
+                <w:b w:val="0"/>
+                <w:color w:val="000000"/>
+                <w:sz w:val="20"/>
+              </w:rPr>
+              <w:t>触发后退 5 cm，避免碰撞</w:t>
+            </w:r>
+          </w:p>
+        </w:tc>
+      </w:tr>
+    </w:tbl>
+    <w:p>
+      <w:pPr>
+        <w:pStyle w:val="Heading2"/>
+      </w:pPr>
+      <w:r>
+        <w:rPr>
+          <w:rFonts w:ascii="黑体" w:hAnsi="黑体" w:eastAsia="黑体"/>
+          <w:b/>
+          <w:color w:val="000000"/>
+          <w:sz w:val="32"/>
+        </w:rPr>
+        <w:t>9.5 异常与恢复</w:t>
+      </w:r>
+    </w:p>
+    <w:tbl>
+      <w:tblPr>
+        <w:tblStyle w:val="TableGrid"/>
+        <w:tblW w:type="auto" w:w="0"/>
+        <w:tblLook w:firstColumn="1" w:firstRow="1" w:lastColumn="0" w:lastRow="0" w:noHBand="0" w:noVBand="1" w:val="04A0"/>
+      </w:tblPr>
+      <w:tblGrid>
+        <w:gridCol w:w="2880"/>
+        <w:gridCol w:w="2880"/>
+        <w:gridCol w:w="2880"/>
+      </w:tblGrid>
+      <w:tr>
+        <w:tc>
+          <w:tcPr>
+            <w:tcW w:type="dxa" w:w="2880"/>
+          </w:tcPr>
+          <w:p>
+            <w:r>
+              <w:rPr>
+                <w:rFonts w:ascii="黑体" w:hAnsi="黑体" w:eastAsia="黑体"/>
+                <w:b/>
+                <w:color w:val="000000"/>
+                <w:sz w:val="21"/>
+              </w:rPr>
+              <w:t>测试项</w:t>
+            </w:r>
+          </w:p>
+        </w:tc>
+        <w:tc>
+          <w:tcPr>
+            <w:tcW w:type="dxa" w:w="2880"/>
+          </w:tcPr>
+          <w:p>
+            <w:r>
+              <w:rPr>
+                <w:rFonts w:ascii="黑体" w:hAnsi="黑体" w:eastAsia="黑体"/>
+                <w:b/>
+                <w:color w:val="000000"/>
+                <w:sz w:val="21"/>
+              </w:rPr>
+              <w:t>操作步骤</w:t>
+            </w:r>
+          </w:p>
+        </w:tc>
+        <w:tc>
+          <w:tcPr>
+            <w:tcW w:type="dxa" w:w="2880"/>
+          </w:tcPr>
+          <w:p>
+            <w:r>
+              <w:rPr>
+                <w:rFonts w:ascii="黑体" w:hAnsi="黑体" w:eastAsia="黑体"/>
+                <w:b/>
+                <w:color w:val="000000"/>
+                <w:sz w:val="21"/>
+              </w:rPr>
+              <w:t>预期结果</w:t>
+            </w:r>
+          </w:p>
+        </w:tc>
+      </w:tr>
+      <w:tr>
+        <w:tc>
+          <w:tcPr>
+            <w:tcW w:type="dxa" w:w="2880"/>
+          </w:tcPr>
+          <w:p>
+            <w:r>
+              <w:rPr>
+                <w:rFonts w:ascii="宋体" w:hAnsi="宋体" w:eastAsia="宋体"/>
+                <w:b w:val="0"/>
+                <w:color w:val="000000"/>
+                <w:sz w:val="20"/>
+              </w:rPr>
+              <w:t>串口断开</w:t>
+            </w:r>
+          </w:p>
+        </w:tc>
+        <w:tc>
+          <w:tcPr>
+            <w:tcW w:type="dxa" w:w="2880"/>
+          </w:tcPr>
+          <w:p>
+            <w:r>
+              <w:rPr>
+                <w:rFonts w:ascii="宋体" w:hAnsi="宋体" w:eastAsia="宋体"/>
+                <w:b w:val="0"/>
+                <w:color w:val="000000"/>
+                <w:sz w:val="20"/>
+              </w:rPr>
+              <w:t>拔插机械臂/底盘串口</w:t>
+            </w:r>
+          </w:p>
+        </w:tc>
+        <w:tc>
+          <w:tcPr>
+            <w:tcW w:type="dxa" w:w="2880"/>
+          </w:tcPr>
+          <w:p>
+            <w:r>
+              <w:rPr>
+                <w:rFonts w:ascii="宋体" w:hAnsi="宋体" w:eastAsia="宋体"/>
+                <w:b w:val="0"/>
+                <w:color w:val="000000"/>
+                <w:sz w:val="20"/>
+              </w:rPr>
+              <w:t>节点能重连或安全停车</w:t>
+            </w:r>
+          </w:p>
+        </w:tc>
+      </w:tr>
+      <w:tr>
+        <w:tc>
+          <w:tcPr>
+            <w:tcW w:type="dxa" w:w="2880"/>
+          </w:tcPr>
+          <w:p>
+            <w:r>
+              <w:rPr>
+                <w:rFonts w:ascii="宋体" w:hAnsi="宋体" w:eastAsia="宋体"/>
+                <w:b w:val="0"/>
+                <w:color w:val="000000"/>
+                <w:sz w:val="20"/>
+              </w:rPr>
+              <w:t>供电稳定</w:t>
+            </w:r>
+          </w:p>
+        </w:tc>
+        <w:tc>
+          <w:tcPr>
+            <w:tcW w:type="dxa" w:w="2880"/>
+          </w:tcPr>
+          <w:p>
+            <w:r>
+              <w:rPr>
+                <w:rFonts w:ascii="宋体" w:hAnsi="宋体" w:eastAsia="宋体"/>
+                <w:b w:val="0"/>
+                <w:color w:val="000000"/>
+                <w:sz w:val="20"/>
+              </w:rPr>
+              <w:t>舵机满载动作，观察树莓派</w:t>
+            </w:r>
+          </w:p>
+        </w:tc>
+        <w:tc>
+          <w:tcPr>
+            <w:tcW w:type="dxa" w:w="2880"/>
+          </w:tcPr>
+          <w:p>
+            <w:r>
+              <w:rPr>
+                <w:rFonts w:ascii="宋体" w:hAnsi="宋体" w:eastAsia="宋体"/>
+                <w:b w:val="0"/>
+                <w:color w:val="000000"/>
+                <w:sz w:val="20"/>
+              </w:rPr>
+              <w:t>不掉电重启（独立供电）</w:t>
+            </w:r>
+          </w:p>
+        </w:tc>
+      </w:tr>
+    </w:tbl>
     <w:sectPr>
       <w:pgSz w:w="12240" w:h="15840"/>
       <w:pgMar w:top="1440" w:right="1800" w:bottom="1440" w:left="1800" w:header="720" w:footer="720" w:gutter="0"/>
